--- a/16 лабораторная/16 лабораторная.docx
+++ b/16 лабораторная/16 лабораторная.docx
@@ -4,6 +4,759 @@
   <w:body>
     <w:p>
       <w:pPr>
+        <w:spacing w:after="0" w:line="268" w:lineRule="auto"/>
+        <w:ind w:left="571" w:right="637" w:hanging="10"/>
+        <w:jc w:val="center"/>
+        <w:rPr>
+          <w:rFonts w:ascii="Times New Roman" w:hAnsi="Times New Roman" w:cs="Times New Roman"/>
+          <w:sz w:val="28"/>
+          <w:szCs w:val="28"/>
+        </w:rPr>
+      </w:pPr>
+      <w:bookmarkStart w:id="0" w:name="_GoBack"/>
+      <w:bookmarkEnd w:id="0"/>
+      <w:r>
+        <w:rPr>
+          <w:rFonts w:ascii="Times New Roman" w:eastAsia="Times New Roman" w:hAnsi="Times New Roman" w:cs="Times New Roman"/>
+          <w:sz w:val="28"/>
+          <w:szCs w:val="28"/>
+        </w:rPr>
+        <w:t xml:space="preserve">МИНОБРНАУКИ РОССИИ </w:t>
+      </w:r>
+    </w:p>
+    <w:p>
+      <w:pPr>
+        <w:spacing w:after="0" w:line="268" w:lineRule="auto"/>
+        <w:ind w:left="571" w:right="645" w:hanging="10"/>
+        <w:jc w:val="center"/>
+        <w:rPr>
+          <w:rFonts w:ascii="Times New Roman" w:hAnsi="Times New Roman" w:cs="Times New Roman"/>
+          <w:sz w:val="28"/>
+          <w:szCs w:val="28"/>
+        </w:rPr>
+      </w:pPr>
+      <w:r>
+        <w:rPr>
+          <w:rFonts w:ascii="Times New Roman" w:eastAsia="Times New Roman" w:hAnsi="Times New Roman" w:cs="Times New Roman"/>
+          <w:sz w:val="28"/>
+          <w:szCs w:val="28"/>
+        </w:rPr>
+        <w:t xml:space="preserve">ФЕДЕРАЛЬНОЕ ГОСУДАРСТВЕННОЕ БЮДЖЕТНОЕ </w:t>
+      </w:r>
+    </w:p>
+    <w:p>
+      <w:pPr>
+        <w:spacing w:after="0" w:line="268" w:lineRule="auto"/>
+        <w:ind w:left="571" w:right="642" w:hanging="10"/>
+        <w:jc w:val="center"/>
+        <w:rPr>
+          <w:rFonts w:ascii="Times New Roman" w:hAnsi="Times New Roman" w:cs="Times New Roman"/>
+          <w:sz w:val="28"/>
+          <w:szCs w:val="28"/>
+        </w:rPr>
+      </w:pPr>
+      <w:r>
+        <w:rPr>
+          <w:rFonts w:ascii="Times New Roman" w:eastAsia="Times New Roman" w:hAnsi="Times New Roman" w:cs="Times New Roman"/>
+          <w:sz w:val="28"/>
+          <w:szCs w:val="28"/>
+        </w:rPr>
+        <w:t xml:space="preserve">ОБРАЗОВАТЕЛЬНОЕ УЧРЕЖДЕНИЕ ВЫСШЕГО </w:t>
+      </w:r>
+    </w:p>
+    <w:p>
+      <w:pPr>
+        <w:spacing w:after="0" w:line="268" w:lineRule="auto"/>
+        <w:ind w:left="571" w:right="639" w:hanging="10"/>
+        <w:jc w:val="center"/>
+        <w:rPr>
+          <w:rFonts w:ascii="Times New Roman" w:hAnsi="Times New Roman" w:cs="Times New Roman"/>
+          <w:sz w:val="28"/>
+          <w:szCs w:val="28"/>
+        </w:rPr>
+      </w:pPr>
+      <w:r>
+        <w:rPr>
+          <w:rFonts w:ascii="Times New Roman" w:eastAsia="Times New Roman" w:hAnsi="Times New Roman" w:cs="Times New Roman"/>
+          <w:sz w:val="28"/>
+          <w:szCs w:val="28"/>
+        </w:rPr>
+        <w:t xml:space="preserve">ПРОФЕССИОНАЛЬНОГО ОБРАЗОВАНИЯ </w:t>
+      </w:r>
+    </w:p>
+    <w:p>
+      <w:pPr>
+        <w:spacing w:after="0" w:line="268" w:lineRule="auto"/>
+        <w:ind w:left="571" w:right="637" w:hanging="10"/>
+        <w:jc w:val="center"/>
+        <w:rPr>
+          <w:rFonts w:ascii="Times New Roman" w:hAnsi="Times New Roman" w:cs="Times New Roman"/>
+          <w:sz w:val="28"/>
+          <w:szCs w:val="28"/>
+        </w:rPr>
+      </w:pPr>
+      <w:r>
+        <w:rPr>
+          <w:rFonts w:ascii="Times New Roman" w:eastAsia="Times New Roman" w:hAnsi="Times New Roman" w:cs="Times New Roman"/>
+          <w:sz w:val="28"/>
+          <w:szCs w:val="28"/>
+        </w:rPr>
+        <w:t xml:space="preserve">«ВОРОНЕЖСКИЙ ГОСУДАРСТВЕННЫЙ УНИВЕРСИТЕТ» </w:t>
+      </w:r>
+    </w:p>
+    <w:p>
+      <w:pPr>
+        <w:spacing w:after="0"/>
+        <w:jc w:val="center"/>
+        <w:rPr>
+          <w:rFonts w:ascii="Times New Roman" w:hAnsi="Times New Roman" w:cs="Times New Roman"/>
+          <w:sz w:val="28"/>
+          <w:szCs w:val="28"/>
+        </w:rPr>
+      </w:pPr>
+      <w:r>
+        <w:rPr>
+          <w:rFonts w:ascii="Times New Roman" w:eastAsia="Times New Roman" w:hAnsi="Times New Roman" w:cs="Times New Roman"/>
+          <w:sz w:val="28"/>
+          <w:szCs w:val="28"/>
+        </w:rPr>
+        <w:t xml:space="preserve"> </w:t>
+      </w:r>
+    </w:p>
+    <w:p>
+      <w:pPr>
+        <w:spacing w:after="0"/>
+        <w:jc w:val="center"/>
+        <w:rPr>
+          <w:rFonts w:ascii="Times New Roman" w:hAnsi="Times New Roman" w:cs="Times New Roman"/>
+          <w:sz w:val="28"/>
+          <w:szCs w:val="28"/>
+        </w:rPr>
+      </w:pPr>
+      <w:r>
+        <w:rPr>
+          <w:rFonts w:ascii="Times New Roman" w:eastAsia="Times New Roman" w:hAnsi="Times New Roman" w:cs="Times New Roman"/>
+          <w:sz w:val="28"/>
+          <w:szCs w:val="28"/>
+        </w:rPr>
+        <w:t xml:space="preserve"> </w:t>
+      </w:r>
+    </w:p>
+    <w:p>
+      <w:pPr>
+        <w:spacing w:after="0"/>
+        <w:jc w:val="center"/>
+        <w:rPr>
+          <w:rFonts w:ascii="Times New Roman" w:hAnsi="Times New Roman" w:cs="Times New Roman"/>
+          <w:sz w:val="28"/>
+          <w:szCs w:val="28"/>
+        </w:rPr>
+      </w:pPr>
+      <w:r>
+        <w:rPr>
+          <w:rFonts w:ascii="Times New Roman" w:eastAsia="Times New Roman" w:hAnsi="Times New Roman" w:cs="Times New Roman"/>
+          <w:sz w:val="28"/>
+          <w:szCs w:val="28"/>
+        </w:rPr>
+        <w:t xml:space="preserve"> </w:t>
+      </w:r>
+    </w:p>
+    <w:p>
+      <w:pPr>
+        <w:spacing w:after="0" w:line="268" w:lineRule="auto"/>
+        <w:ind w:left="571" w:right="630" w:hanging="10"/>
+        <w:jc w:val="center"/>
+        <w:rPr>
+          <w:rFonts w:ascii="Times New Roman" w:hAnsi="Times New Roman" w:cs="Times New Roman"/>
+          <w:sz w:val="28"/>
+          <w:szCs w:val="28"/>
+        </w:rPr>
+      </w:pPr>
+      <w:r>
+        <w:rPr>
+          <w:rFonts w:ascii="Times New Roman" w:eastAsia="Times New Roman" w:hAnsi="Times New Roman" w:cs="Times New Roman"/>
+          <w:sz w:val="28"/>
+          <w:szCs w:val="28"/>
+        </w:rPr>
+        <w:t xml:space="preserve">Математический факультет </w:t>
+      </w:r>
+    </w:p>
+    <w:p>
+      <w:pPr>
+        <w:spacing w:after="0"/>
+        <w:jc w:val="center"/>
+        <w:rPr>
+          <w:rFonts w:ascii="Times New Roman" w:hAnsi="Times New Roman" w:cs="Times New Roman"/>
+          <w:sz w:val="28"/>
+          <w:szCs w:val="28"/>
+        </w:rPr>
+      </w:pPr>
+      <w:r>
+        <w:rPr>
+          <w:rFonts w:ascii="Times New Roman" w:eastAsia="Times New Roman" w:hAnsi="Times New Roman" w:cs="Times New Roman"/>
+          <w:sz w:val="28"/>
+          <w:szCs w:val="28"/>
+        </w:rPr>
+        <w:t xml:space="preserve"> </w:t>
+      </w:r>
+    </w:p>
+    <w:p>
+      <w:pPr>
+        <w:spacing w:after="0"/>
+        <w:jc w:val="center"/>
+        <w:rPr>
+          <w:rFonts w:ascii="Times New Roman" w:hAnsi="Times New Roman" w:cs="Times New Roman"/>
+          <w:sz w:val="28"/>
+          <w:szCs w:val="28"/>
+        </w:rPr>
+      </w:pPr>
+      <w:r>
+        <w:rPr>
+          <w:rFonts w:ascii="Times New Roman" w:eastAsia="Times New Roman" w:hAnsi="Times New Roman" w:cs="Times New Roman"/>
+          <w:sz w:val="28"/>
+          <w:szCs w:val="28"/>
+        </w:rPr>
+        <w:t xml:space="preserve">   </w:t>
+      </w:r>
+    </w:p>
+    <w:p>
+      <w:pPr>
+        <w:spacing w:after="0"/>
+        <w:jc w:val="center"/>
+        <w:rPr>
+          <w:rFonts w:ascii="Times New Roman" w:hAnsi="Times New Roman" w:cs="Times New Roman"/>
+          <w:sz w:val="28"/>
+          <w:szCs w:val="28"/>
+        </w:rPr>
+      </w:pPr>
+      <w:r>
+        <w:rPr>
+          <w:rFonts w:ascii="Times New Roman" w:eastAsia="Times New Roman" w:hAnsi="Times New Roman" w:cs="Times New Roman"/>
+          <w:sz w:val="28"/>
+          <w:szCs w:val="28"/>
+        </w:rPr>
+        <w:t xml:space="preserve"> </w:t>
+      </w:r>
+    </w:p>
+    <w:p>
+      <w:pPr>
+        <w:spacing w:after="0"/>
+        <w:jc w:val="center"/>
+        <w:rPr>
+          <w:rFonts w:ascii="Times New Roman" w:hAnsi="Times New Roman" w:cs="Times New Roman"/>
+          <w:sz w:val="28"/>
+          <w:szCs w:val="28"/>
+        </w:rPr>
+      </w:pPr>
+      <w:r>
+        <w:rPr>
+          <w:rFonts w:ascii="Times New Roman" w:eastAsia="Times New Roman" w:hAnsi="Times New Roman" w:cs="Times New Roman"/>
+          <w:sz w:val="28"/>
+          <w:szCs w:val="28"/>
+        </w:rPr>
+        <w:t xml:space="preserve"> </w:t>
+      </w:r>
+    </w:p>
+    <w:p>
+      <w:pPr>
+        <w:spacing w:after="54"/>
+        <w:jc w:val="center"/>
+        <w:rPr>
+          <w:rFonts w:ascii="Times New Roman" w:hAnsi="Times New Roman" w:cs="Times New Roman"/>
+          <w:sz w:val="28"/>
+          <w:szCs w:val="28"/>
+        </w:rPr>
+      </w:pPr>
+      <w:r>
+        <w:rPr>
+          <w:rFonts w:ascii="Times New Roman" w:eastAsia="Times New Roman" w:hAnsi="Times New Roman" w:cs="Times New Roman"/>
+          <w:sz w:val="28"/>
+          <w:szCs w:val="28"/>
+        </w:rPr>
+        <w:t xml:space="preserve"> </w:t>
+      </w:r>
+    </w:p>
+    <w:p>
+      <w:pPr>
+        <w:jc w:val="center"/>
+        <w:rPr>
+          <w:rFonts w:ascii="Times New Roman" w:hAnsi="Times New Roman" w:cs="Times New Roman"/>
+          <w:sz w:val="28"/>
+          <w:szCs w:val="28"/>
+        </w:rPr>
+      </w:pPr>
+      <w:r>
+        <w:rPr>
+          <w:rFonts w:ascii="Times New Roman" w:hAnsi="Times New Roman" w:cs="Times New Roman"/>
+          <w:sz w:val="28"/>
+          <w:szCs w:val="28"/>
+        </w:rPr>
+        <w:t>Введение в компьютерную лингвистику</w:t>
+      </w:r>
+    </w:p>
+    <w:p>
+      <w:pPr>
+        <w:spacing w:after="0"/>
+        <w:jc w:val="center"/>
+        <w:rPr>
+          <w:rFonts w:ascii="Times New Roman" w:hAnsi="Times New Roman" w:cs="Times New Roman"/>
+          <w:sz w:val="28"/>
+          <w:szCs w:val="28"/>
+        </w:rPr>
+      </w:pPr>
+      <w:r>
+        <w:rPr>
+          <w:rFonts w:ascii="Times New Roman" w:eastAsia="Times New Roman" w:hAnsi="Times New Roman" w:cs="Times New Roman"/>
+          <w:sz w:val="28"/>
+          <w:szCs w:val="28"/>
+        </w:rPr>
+        <w:t xml:space="preserve"> </w:t>
+      </w:r>
+    </w:p>
+    <w:p>
+      <w:pPr>
+        <w:shd w:val="clear" w:color="auto" w:fill="FFFFFF"/>
+        <w:spacing w:before="100" w:beforeAutospacing="1" w:after="100" w:afterAutospacing="1" w:line="240" w:lineRule="auto"/>
+        <w:jc w:val="center"/>
+        <w:outlineLvl w:val="1"/>
+        <w:rPr>
+          <w:rFonts w:ascii="Times New Roman" w:eastAsia="Times New Roman" w:hAnsi="Times New Roman" w:cs="Times New Roman"/>
+          <w:bCs/>
+          <w:color w:val="000000" w:themeColor="text1"/>
+          <w:sz w:val="28"/>
+          <w:szCs w:val="28"/>
+          <w:lang w:eastAsia="ru-RU"/>
+        </w:rPr>
+      </w:pPr>
+      <w:r>
+        <w:rPr>
+          <w:rFonts w:ascii="Times New Roman" w:hAnsi="Times New Roman" w:cs="Times New Roman"/>
+          <w:sz w:val="28"/>
+          <w:szCs w:val="28"/>
+        </w:rPr>
+        <w:t>Индивидуальный проект по теме: «</w:t>
+      </w:r>
+      <w:r>
+        <w:rPr>
+          <w:rFonts w:ascii="Times New Roman" w:eastAsia="Times New Roman" w:hAnsi="Times New Roman" w:cs="Times New Roman"/>
+          <w:bCs/>
+          <w:color w:val="000000" w:themeColor="text1"/>
+          <w:sz w:val="28"/>
+          <w:szCs w:val="28"/>
+          <w:lang w:eastAsia="ru-RU"/>
+        </w:rPr>
+        <w:t>Исследование стихотворений «Пророк» А.С. Пушкина и М.Ю. Лермонтова методами компьютерной лингвистики</w:t>
+      </w:r>
+      <w:r>
+        <w:rPr>
+          <w:rFonts w:ascii="Times New Roman" w:hAnsi="Times New Roman" w:cs="Times New Roman"/>
+          <w:sz w:val="28"/>
+          <w:szCs w:val="28"/>
+        </w:rPr>
+        <w:t>»</w:t>
+      </w:r>
+    </w:p>
+    <w:p>
+      <w:pPr>
+        <w:spacing w:after="29"/>
+        <w:jc w:val="center"/>
+        <w:rPr>
+          <w:rFonts w:ascii="Times New Roman" w:hAnsi="Times New Roman" w:cs="Times New Roman"/>
+          <w:sz w:val="28"/>
+          <w:szCs w:val="28"/>
+        </w:rPr>
+      </w:pPr>
+      <w:r>
+        <w:rPr>
+          <w:rFonts w:ascii="Times New Roman" w:eastAsia="Times New Roman" w:hAnsi="Times New Roman" w:cs="Times New Roman"/>
+          <w:sz w:val="28"/>
+          <w:szCs w:val="28"/>
+        </w:rPr>
+        <w:t xml:space="preserve"> </w:t>
+      </w:r>
+    </w:p>
+    <w:p>
+      <w:pPr>
+        <w:spacing w:after="0" w:line="268" w:lineRule="auto"/>
+        <w:ind w:left="571" w:right="575" w:hanging="10"/>
+        <w:jc w:val="center"/>
+        <w:rPr>
+          <w:rFonts w:ascii="Times New Roman" w:hAnsi="Times New Roman" w:cs="Times New Roman"/>
+          <w:sz w:val="28"/>
+          <w:szCs w:val="28"/>
+        </w:rPr>
+      </w:pPr>
+      <w:proofErr w:type="gramStart"/>
+      <w:r>
+        <w:rPr>
+          <w:rFonts w:ascii="Times New Roman" w:eastAsia="Times New Roman" w:hAnsi="Times New Roman" w:cs="Times New Roman"/>
+          <w:sz w:val="28"/>
+          <w:szCs w:val="28"/>
+        </w:rPr>
+        <w:t>Направление:  Информационно</w:t>
+      </w:r>
+      <w:proofErr w:type="gramEnd"/>
+      <w:r>
+        <w:rPr>
+          <w:rFonts w:ascii="Times New Roman" w:eastAsia="Times New Roman" w:hAnsi="Times New Roman" w:cs="Times New Roman"/>
+          <w:sz w:val="28"/>
+          <w:szCs w:val="28"/>
+        </w:rPr>
+        <w:t xml:space="preserve">-аналитические системы безопасности 1 курс, группа 5, подгруппа 2 </w:t>
+      </w:r>
+    </w:p>
+    <w:p>
+      <w:pPr>
+        <w:spacing w:after="0"/>
+        <w:jc w:val="center"/>
+        <w:rPr>
+          <w:rFonts w:ascii="Times New Roman" w:hAnsi="Times New Roman" w:cs="Times New Roman"/>
+          <w:sz w:val="28"/>
+          <w:szCs w:val="28"/>
+        </w:rPr>
+      </w:pPr>
+      <w:r>
+        <w:rPr>
+          <w:rFonts w:ascii="Times New Roman" w:eastAsia="Times New Roman" w:hAnsi="Times New Roman" w:cs="Times New Roman"/>
+          <w:sz w:val="28"/>
+          <w:szCs w:val="28"/>
+        </w:rPr>
+        <w:t xml:space="preserve"> </w:t>
+      </w:r>
+    </w:p>
+    <w:p>
+      <w:pPr>
+        <w:spacing w:after="0"/>
+        <w:jc w:val="center"/>
+        <w:rPr>
+          <w:rFonts w:ascii="Times New Roman" w:hAnsi="Times New Roman" w:cs="Times New Roman"/>
+          <w:sz w:val="28"/>
+          <w:szCs w:val="28"/>
+        </w:rPr>
+      </w:pPr>
+      <w:r>
+        <w:rPr>
+          <w:rFonts w:ascii="Times New Roman" w:eastAsia="Times New Roman" w:hAnsi="Times New Roman" w:cs="Times New Roman"/>
+          <w:sz w:val="28"/>
+          <w:szCs w:val="28"/>
+        </w:rPr>
+        <w:t xml:space="preserve"> </w:t>
+      </w:r>
+    </w:p>
+    <w:p>
+      <w:pPr>
+        <w:spacing w:after="0"/>
+        <w:jc w:val="center"/>
+        <w:rPr>
+          <w:rFonts w:ascii="Times New Roman" w:hAnsi="Times New Roman" w:cs="Times New Roman"/>
+          <w:sz w:val="28"/>
+          <w:szCs w:val="28"/>
+        </w:rPr>
+      </w:pPr>
+      <w:r>
+        <w:rPr>
+          <w:rFonts w:ascii="Times New Roman" w:eastAsia="Times New Roman" w:hAnsi="Times New Roman" w:cs="Times New Roman"/>
+          <w:sz w:val="28"/>
+          <w:szCs w:val="28"/>
+        </w:rPr>
+        <w:t xml:space="preserve"> </w:t>
+      </w:r>
+    </w:p>
+    <w:p>
+      <w:pPr>
+        <w:spacing w:after="0"/>
+        <w:jc w:val="center"/>
+        <w:rPr>
+          <w:rFonts w:ascii="Times New Roman" w:hAnsi="Times New Roman" w:cs="Times New Roman"/>
+          <w:sz w:val="28"/>
+          <w:szCs w:val="28"/>
+        </w:rPr>
+      </w:pPr>
+      <w:r>
+        <w:rPr>
+          <w:rFonts w:ascii="Times New Roman" w:eastAsia="Times New Roman" w:hAnsi="Times New Roman" w:cs="Times New Roman"/>
+          <w:sz w:val="28"/>
+          <w:szCs w:val="28"/>
+        </w:rPr>
+        <w:t xml:space="preserve"> </w:t>
+      </w:r>
+    </w:p>
+    <w:p>
+      <w:pPr>
+        <w:spacing w:after="0"/>
+        <w:jc w:val="center"/>
+        <w:rPr>
+          <w:rFonts w:ascii="Times New Roman" w:hAnsi="Times New Roman" w:cs="Times New Roman"/>
+          <w:sz w:val="28"/>
+          <w:szCs w:val="28"/>
+        </w:rPr>
+      </w:pPr>
+      <w:r>
+        <w:rPr>
+          <w:rFonts w:ascii="Times New Roman" w:eastAsia="Times New Roman" w:hAnsi="Times New Roman" w:cs="Times New Roman"/>
+          <w:sz w:val="28"/>
+          <w:szCs w:val="28"/>
+        </w:rPr>
+        <w:t xml:space="preserve">  </w:t>
+      </w:r>
+    </w:p>
+    <w:p>
+      <w:pPr>
+        <w:spacing w:after="0"/>
+        <w:jc w:val="right"/>
+        <w:rPr>
+          <w:rFonts w:ascii="Times New Roman" w:hAnsi="Times New Roman" w:cs="Times New Roman"/>
+          <w:sz w:val="28"/>
+          <w:szCs w:val="28"/>
+        </w:rPr>
+      </w:pPr>
+      <w:r>
+        <w:rPr>
+          <w:rFonts w:ascii="Times New Roman" w:eastAsia="Times New Roman" w:hAnsi="Times New Roman" w:cs="Times New Roman"/>
+          <w:sz w:val="28"/>
+          <w:szCs w:val="28"/>
+        </w:rPr>
+        <w:t xml:space="preserve"> </w:t>
+      </w:r>
+    </w:p>
+    <w:p>
+      <w:pPr>
+        <w:spacing w:after="0"/>
+        <w:ind w:left="-5" w:hanging="10"/>
+        <w:rPr>
+          <w:rFonts w:ascii="Times New Roman" w:hAnsi="Times New Roman" w:cs="Times New Roman"/>
+          <w:sz w:val="28"/>
+          <w:szCs w:val="28"/>
+        </w:rPr>
+      </w:pPr>
+      <w:proofErr w:type="gramStart"/>
+      <w:r>
+        <w:rPr>
+          <w:rFonts w:ascii="Times New Roman" w:eastAsia="Times New Roman" w:hAnsi="Times New Roman" w:cs="Times New Roman"/>
+          <w:sz w:val="28"/>
+          <w:szCs w:val="28"/>
+        </w:rPr>
+        <w:t xml:space="preserve">Обучающийся:   </w:t>
+      </w:r>
+      <w:proofErr w:type="gramEnd"/>
+      <w:r>
+        <w:rPr>
+          <w:rFonts w:ascii="Times New Roman" w:eastAsia="Times New Roman" w:hAnsi="Times New Roman" w:cs="Times New Roman"/>
+          <w:sz w:val="28"/>
+          <w:szCs w:val="28"/>
+        </w:rPr>
+        <w:t xml:space="preserve">                                                         </w:t>
+      </w:r>
+      <w:r>
+        <w:rPr>
+          <w:rFonts w:ascii="Times New Roman" w:eastAsia="Times New Roman" w:hAnsi="Times New Roman" w:cs="Times New Roman"/>
+          <w:sz w:val="28"/>
+          <w:szCs w:val="28"/>
+        </w:rPr>
+        <w:t xml:space="preserve">                  Воропаева Д.Р.</w:t>
+      </w:r>
+    </w:p>
+    <w:p>
+      <w:pPr>
+        <w:spacing w:after="0"/>
+        <w:rPr>
+          <w:rFonts w:ascii="Times New Roman" w:hAnsi="Times New Roman" w:cs="Times New Roman"/>
+          <w:sz w:val="28"/>
+          <w:szCs w:val="28"/>
+        </w:rPr>
+      </w:pPr>
+      <w:r>
+        <w:rPr>
+          <w:rFonts w:ascii="Times New Roman" w:eastAsia="Times New Roman" w:hAnsi="Times New Roman" w:cs="Times New Roman"/>
+          <w:sz w:val="28"/>
+          <w:szCs w:val="28"/>
+        </w:rPr>
+        <w:t xml:space="preserve">  </w:t>
+      </w:r>
+    </w:p>
+    <w:p>
+      <w:pPr>
+        <w:spacing w:after="0"/>
+        <w:ind w:left="-5" w:hanging="10"/>
+        <w:rPr>
+          <w:rFonts w:ascii="Times New Roman" w:hAnsi="Times New Roman" w:cs="Times New Roman"/>
+          <w:sz w:val="28"/>
+          <w:szCs w:val="28"/>
+        </w:rPr>
+      </w:pPr>
+      <w:proofErr w:type="gramStart"/>
+      <w:r>
+        <w:rPr>
+          <w:rFonts w:ascii="Times New Roman" w:eastAsia="Times New Roman" w:hAnsi="Times New Roman" w:cs="Times New Roman"/>
+          <w:sz w:val="28"/>
+          <w:szCs w:val="28"/>
+        </w:rPr>
+        <w:t xml:space="preserve">Преподаватель:   </w:t>
+      </w:r>
+      <w:proofErr w:type="gramEnd"/>
+      <w:r>
+        <w:rPr>
+          <w:rFonts w:ascii="Times New Roman" w:eastAsia="Times New Roman" w:hAnsi="Times New Roman" w:cs="Times New Roman"/>
+          <w:sz w:val="28"/>
+          <w:szCs w:val="28"/>
+        </w:rPr>
+        <w:t xml:space="preserve">                                                          </w:t>
+      </w:r>
+      <w:r>
+        <w:rPr>
+          <w:rFonts w:ascii="Times New Roman" w:eastAsia="Times New Roman" w:hAnsi="Times New Roman" w:cs="Times New Roman"/>
+          <w:sz w:val="28"/>
+          <w:szCs w:val="28"/>
+        </w:rPr>
+        <w:t xml:space="preserve">                Донина О.В.</w:t>
+      </w:r>
+    </w:p>
+    <w:p>
+      <w:pPr>
+        <w:spacing w:after="0"/>
+        <w:jc w:val="center"/>
+        <w:rPr>
+          <w:rFonts w:ascii="Times New Roman" w:hAnsi="Times New Roman" w:cs="Times New Roman"/>
+          <w:sz w:val="28"/>
+          <w:szCs w:val="28"/>
+        </w:rPr>
+      </w:pPr>
+      <w:r>
+        <w:rPr>
+          <w:rFonts w:ascii="Times New Roman" w:eastAsia="Times New Roman" w:hAnsi="Times New Roman" w:cs="Times New Roman"/>
+          <w:sz w:val="28"/>
+          <w:szCs w:val="28"/>
+        </w:rPr>
+        <w:t xml:space="preserve"> </w:t>
+      </w:r>
+    </w:p>
+    <w:p>
+      <w:pPr>
+        <w:spacing w:after="0"/>
+        <w:jc w:val="center"/>
+        <w:rPr>
+          <w:rFonts w:ascii="Times New Roman" w:hAnsi="Times New Roman" w:cs="Times New Roman"/>
+          <w:sz w:val="28"/>
+          <w:szCs w:val="28"/>
+        </w:rPr>
+      </w:pPr>
+      <w:r>
+        <w:rPr>
+          <w:rFonts w:ascii="Times New Roman" w:eastAsia="Times New Roman" w:hAnsi="Times New Roman" w:cs="Times New Roman"/>
+          <w:sz w:val="28"/>
+          <w:szCs w:val="28"/>
+        </w:rPr>
+        <w:t xml:space="preserve"> </w:t>
+      </w:r>
+    </w:p>
+    <w:p>
+      <w:pPr>
+        <w:spacing w:after="0"/>
+        <w:jc w:val="center"/>
+        <w:rPr>
+          <w:rFonts w:ascii="Times New Roman" w:hAnsi="Times New Roman" w:cs="Times New Roman"/>
+          <w:sz w:val="28"/>
+          <w:szCs w:val="28"/>
+        </w:rPr>
+      </w:pPr>
+      <w:r>
+        <w:rPr>
+          <w:rFonts w:ascii="Times New Roman" w:eastAsia="Times New Roman" w:hAnsi="Times New Roman" w:cs="Times New Roman"/>
+          <w:sz w:val="28"/>
+          <w:szCs w:val="28"/>
+        </w:rPr>
+        <w:t xml:space="preserve"> </w:t>
+      </w:r>
+    </w:p>
+    <w:p>
+      <w:pPr>
+        <w:spacing w:after="0"/>
+        <w:rPr>
+          <w:rFonts w:ascii="Times New Roman" w:hAnsi="Times New Roman" w:cs="Times New Roman"/>
+          <w:sz w:val="28"/>
+          <w:szCs w:val="28"/>
+        </w:rPr>
+      </w:pPr>
+      <w:r>
+        <w:rPr>
+          <w:rFonts w:ascii="Times New Roman" w:eastAsia="Times New Roman" w:hAnsi="Times New Roman" w:cs="Times New Roman"/>
+          <w:sz w:val="28"/>
+          <w:szCs w:val="28"/>
+        </w:rPr>
+        <w:t xml:space="preserve"> </w:t>
+      </w:r>
+    </w:p>
+    <w:p>
+      <w:pPr>
+        <w:spacing w:after="0"/>
+        <w:rPr>
+          <w:rFonts w:ascii="Times New Roman" w:hAnsi="Times New Roman" w:cs="Times New Roman"/>
+          <w:sz w:val="28"/>
+          <w:szCs w:val="28"/>
+        </w:rPr>
+      </w:pPr>
+      <w:r>
+        <w:rPr>
+          <w:rFonts w:ascii="Times New Roman" w:eastAsia="Times New Roman" w:hAnsi="Times New Roman" w:cs="Times New Roman"/>
+          <w:sz w:val="28"/>
+          <w:szCs w:val="28"/>
+        </w:rPr>
+        <w:t xml:space="preserve"> </w:t>
+      </w:r>
+    </w:p>
+    <w:p>
+      <w:pPr>
+        <w:spacing w:after="0"/>
+        <w:rPr>
+          <w:rFonts w:ascii="Times New Roman" w:hAnsi="Times New Roman" w:cs="Times New Roman"/>
+          <w:sz w:val="28"/>
+          <w:szCs w:val="28"/>
+        </w:rPr>
+      </w:pPr>
+      <w:r>
+        <w:rPr>
+          <w:rFonts w:ascii="Times New Roman" w:eastAsia="Times New Roman" w:hAnsi="Times New Roman" w:cs="Times New Roman"/>
+          <w:sz w:val="28"/>
+          <w:szCs w:val="28"/>
+        </w:rPr>
+        <w:t xml:space="preserve"> </w:t>
+      </w:r>
+    </w:p>
+    <w:p>
+      <w:pPr>
+        <w:spacing w:after="20"/>
+        <w:jc w:val="center"/>
+        <w:rPr>
+          <w:rFonts w:ascii="Times New Roman" w:eastAsia="Times New Roman" w:hAnsi="Times New Roman" w:cs="Times New Roman"/>
+          <w:color w:val="000000" w:themeColor="text1"/>
+          <w:sz w:val="28"/>
+          <w:szCs w:val="28"/>
+        </w:rPr>
+      </w:pPr>
+    </w:p>
+    <w:p>
+      <w:pPr>
+        <w:spacing w:after="20"/>
+        <w:jc w:val="center"/>
+        <w:rPr>
+          <w:rFonts w:ascii="Times New Roman" w:eastAsia="Times New Roman" w:hAnsi="Times New Roman" w:cs="Times New Roman"/>
+          <w:color w:val="000000" w:themeColor="text1"/>
+          <w:sz w:val="28"/>
+          <w:szCs w:val="28"/>
+        </w:rPr>
+      </w:pPr>
+      <w:r>
+        <w:rPr>
+          <w:rFonts w:ascii="Times New Roman" w:eastAsia="Times New Roman" w:hAnsi="Times New Roman" w:cs="Times New Roman"/>
+          <w:color w:val="000000" w:themeColor="text1"/>
+          <w:sz w:val="28"/>
+          <w:szCs w:val="28"/>
+        </w:rPr>
+        <w:t>Воронеж 2025</w:t>
+      </w:r>
+    </w:p>
+    <w:p>
+      <w:pPr>
         <w:shd w:val="clear" w:color="auto" w:fill="FFFFFF"/>
         <w:spacing w:before="100" w:beforeAutospacing="1" w:after="100" w:afterAutospacing="1" w:line="240" w:lineRule="auto"/>
         <w:outlineLvl w:val="1"/>
@@ -27,6 +780,7 @@
           <w:szCs w:val="28"/>
           <w:lang w:eastAsia="ru-RU"/>
         </w:rPr>
+        <w:lastRenderedPageBreak/>
         <w:t>Исследование стихотворений «Пророк» А.С. Пушкина и М.Ю. Лермонтова методами компьютерной лингвистики</w:t>
       </w:r>
     </w:p>
@@ -8934,7 +9688,6 @@
           <w:color w:val="000000" w:themeColor="text1"/>
           <w:sz w:val="28"/>
           <w:szCs w:val="28"/>
-          <w:lang w:val="en-US"/>
         </w:rPr>
       </w:pPr>
       <w:r>
@@ -8952,7 +9705,6 @@
           <w:color w:val="000000" w:themeColor="text1"/>
           <w:sz w:val="28"/>
           <w:szCs w:val="28"/>
-          <w:lang w:val="en-US"/>
         </w:rPr>
         <w:t xml:space="preserve">:  </w:t>
       </w:r>
@@ -10166,31 +10918,7 @@
             <w:szCs w:val="28"/>
             <w:lang w:eastAsia="ru-RU"/>
           </w:rPr>
-          <w:t>https://rugpt.io/nejroset-dlya-analiza-t</w:t>
-        </w:r>
-        <w:bookmarkStart w:id="0" w:name="_GoBack"/>
-        <w:bookmarkEnd w:id="0"/>
-        <w:r>
-          <w:rPr>
-            <w:rStyle w:val="a5"/>
-            <w:rFonts w:ascii="Times New Roman" w:eastAsia="Times New Roman" w:hAnsi="Times New Roman" w:cs="Times New Roman"/>
-            <w:color w:val="000000" w:themeColor="text1"/>
-            <w:sz w:val="28"/>
-            <w:szCs w:val="28"/>
-            <w:lang w:eastAsia="ru-RU"/>
-          </w:rPr>
-          <w:t>e</w:t>
-        </w:r>
-        <w:r>
-          <w:rPr>
-            <w:rStyle w:val="a5"/>
-            <w:rFonts w:ascii="Times New Roman" w:eastAsia="Times New Roman" w:hAnsi="Times New Roman" w:cs="Times New Roman"/>
-            <w:color w:val="000000" w:themeColor="text1"/>
-            <w:sz w:val="28"/>
-            <w:szCs w:val="28"/>
-            <w:lang w:eastAsia="ru-RU"/>
-          </w:rPr>
-          <w:t>ksta</w:t>
+          <w:t>https://rugpt.io/nejroset-dlya-analiza-teksta</w:t>
         </w:r>
       </w:hyperlink>
     </w:p>
